--- a/FuentesCurso/UD 03. Principales acciones con Docker/UD 03.04 - Caso practico 02 - Instalando LAMP + Wordpress en contenedor.docx
+++ b/FuentesCurso/UD 03. Principales acciones con Docker/UD 03.04 - Caso practico 02 - Instalando LAMP + Wordpress en contenedor.docx
@@ -22,6 +22,7 @@
         <w:rPr>
           <w:rFonts w:ascii="Proxima Nova" w:cs="Proxima Nova" w:eastAsia="Proxima Nova" w:hAnsi="Proxima Nova"/>
           <w:b w:val="0"/>
+          <w:bCs w:val="0"/>
           <w:color w:val="669966"/>
           <w:sz w:val="48"/>
           <w:szCs w:val="48"/>
@@ -73,12 +74,12 @@
           <wp:inline distB="114300" distT="114300" distL="114300" distR="114300">
             <wp:extent cx="447675" cy="57150"/>
             <wp:effectExtent b="0" l="0" r="0" t="0"/>
-            <wp:docPr descr="short line" id="5" name="image6.png"/>
+            <wp:docPr descr="short line" id="5" name="image5.png"/>
             <a:graphic>
               <a:graphicData uri="http://schemas.openxmlformats.org/drawingml/2006/picture">
                 <pic:pic>
                   <pic:nvPicPr>
-                    <pic:cNvPr descr="short line" id="0" name="image6.png"/>
+                    <pic:cNvPr descr="short line" id="0" name="image5.png"/>
                     <pic:cNvPicPr preferRelativeResize="0"/>
                   </pic:nvPicPr>
                   <pic:blipFill>
@@ -274,7 +275,7 @@
           <w:szCs w:val="32"/>
           <w:rtl w:val="0"/>
         </w:rPr>
-        <w:t xml:space="preserve">Actualizado Enero 2025</w:t>
+        <w:t xml:space="preserve">Actualizado Enero 2026</w:t>
       </w:r>
     </w:p>
     <w:p>
@@ -305,6 +306,7 @@
         <w:rPr>
           <w:rFonts w:ascii="Verdana" w:cs="Verdana" w:eastAsia="Verdana" w:hAnsi="Verdana"/>
           <w:b w:val="1"/>
+          <w:bCs w:val="1"/>
           <w:sz w:val="20"/>
           <w:szCs w:val="20"/>
         </w:rPr>
@@ -329,6 +331,7 @@
         <w:rPr>
           <w:rFonts w:ascii="Verdana" w:cs="Verdana" w:eastAsia="Verdana" w:hAnsi="Verdana"/>
           <w:b w:val="1"/>
+          <w:bCs w:val="1"/>
           <w:sz w:val="20"/>
           <w:szCs w:val="20"/>
           <w:rtl w:val="0"/>
@@ -447,6 +450,7 @@
         <w:ind w:left="0" w:right="57" w:firstLine="0"/>
         <w:rPr>
           <w:b w:val="1"/>
+          <w:bCs w:val="1"/>
         </w:rPr>
       </w:pPr>
       <w:r>
@@ -460,6 +464,7 @@
       <w:r>
         <w:rPr>
           <w:b w:val="1"/>
+          <w:bCs w:val="1"/>
           <w:rtl w:val="0"/>
         </w:rPr>
         <w:t xml:space="preserve">Importante</w:t>
@@ -490,6 +495,7 @@
         <w:ind w:left="0" w:right="57" w:firstLine="0"/>
         <w:rPr>
           <w:b w:val="1"/>
+          <w:bCs w:val="1"/>
         </w:rPr>
       </w:pPr>
       <w:r>
@@ -513,6 +519,7 @@
       <w:r>
         <w:rPr>
           <w:b w:val="1"/>
+          <w:bCs w:val="1"/>
           <w:rtl w:val="0"/>
         </w:rPr>
         <w:t xml:space="preserve">Atención</w:t>
@@ -543,6 +550,7 @@
         <w:ind w:left="0" w:right="57" w:firstLine="0"/>
         <w:rPr>
           <w:b w:val="1"/>
+          <w:bCs w:val="1"/>
         </w:rPr>
       </w:pPr>
       <w:r>
@@ -562,6 +570,7 @@
       <w:r>
         <w:rPr>
           <w:b w:val="1"/>
+          <w:bCs w:val="1"/>
           <w:rtl w:val="0"/>
         </w:rPr>
         <w:t xml:space="preserve">Interesante</w:t>
@@ -571,6 +580,7 @@
       <w:pPr>
         <w:rPr>
           <w:b w:val="1"/>
+          <w:bCs w:val="1"/>
           <w:sz w:val="36"/>
           <w:szCs w:val="36"/>
         </w:rPr>
@@ -578,6 +588,7 @@
       <w:r>
         <w:rPr>
           <w:b w:val="1"/>
+          <w:bCs w:val="1"/>
           <w:sz w:val="36"/>
           <w:szCs w:val="36"/>
           <w:rtl w:val="0"/>
@@ -587,7 +598,7 @@
     </w:p>
     <w:sdt>
       <w:sdtPr>
-        <w:id w:val="-626996921"/>
+        <w:id w:val="604225565"/>
         <w:docPartObj>
           <w:docPartGallery w:val="Table of Contents"/>
           <w:docPartUnique w:val="1"/>
@@ -603,6 +614,7 @@
             <w:jc w:val="left"/>
             <w:rPr>
               <w:b w:val="1"/>
+              <w:bCs w:val="1"/>
               <w:color w:val="000000"/>
               <w:u w:val="none"/>
             </w:rPr>
@@ -616,6 +628,7 @@
             <w:r>
               <w:rPr>
                 <w:b w:val="1"/>
+                <w:bCs w:val="1"/>
                 <w:color w:val="000000"/>
                 <w:u w:val="none"/>
                 <w:rtl w:val="0"/>
@@ -640,6 +653,7 @@
             <w:jc w:val="left"/>
             <w:rPr>
               <w:b w:val="1"/>
+              <w:bCs w:val="1"/>
               <w:color w:val="000000"/>
               <w:u w:val="none"/>
             </w:rPr>
@@ -648,6 +662,7 @@
             <w:r>
               <w:rPr>
                 <w:b w:val="1"/>
+                <w:bCs w:val="1"/>
                 <w:color w:val="000000"/>
                 <w:u w:val="none"/>
                 <w:rtl w:val="0"/>
@@ -672,6 +687,7 @@
             <w:jc w:val="left"/>
             <w:rPr>
               <w:b w:val="1"/>
+              <w:bCs w:val="1"/>
               <w:color w:val="000000"/>
               <w:u w:val="none"/>
             </w:rPr>
@@ -680,6 +696,7 @@
             <w:r>
               <w:rPr>
                 <w:b w:val="1"/>
+                <w:bCs w:val="1"/>
                 <w:color w:val="000000"/>
                 <w:u w:val="none"/>
                 <w:rtl w:val="0"/>
@@ -921,6 +938,7 @@
             <w:jc w:val="left"/>
             <w:rPr>
               <w:b w:val="1"/>
+              <w:bCs w:val="1"/>
               <w:color w:val="000000"/>
               <w:u w:val="none"/>
             </w:rPr>
@@ -929,6 +947,7 @@
             <w:r>
               <w:rPr>
                 <w:b w:val="1"/>
+                <w:bCs w:val="1"/>
                 <w:color w:val="000000"/>
                 <w:u w:val="none"/>
                 <w:rtl w:val="0"/>
@@ -1036,7 +1055,9 @@
       <w:r>
         <w:rPr>
           <w:b w:val="1"/>
+          <w:bCs w:val="1"/>
           <w:i w:val="1"/>
+          <w:iCs w:val="1"/>
           <w:rtl w:val="0"/>
         </w:rPr>
         <w:t xml:space="preserve">ubuntu</w:t>
@@ -1083,7 +1104,9 @@
       <w:r>
         <w:rPr>
           <w:b w:val="1"/>
+          <w:bCs w:val="1"/>
           <w:i w:val="1"/>
+          <w:iCs w:val="1"/>
           <w:rtl w:val="0"/>
         </w:rPr>
         <w:t xml:space="preserve">“ubuntu” </w:t>
@@ -1091,6 +1114,7 @@
       <w:r>
         <w:rPr>
           <w:i w:val="1"/>
+          <w:iCs w:val="1"/>
           <w:rtl w:val="0"/>
         </w:rPr>
         <w:t xml:space="preserve">(esta vez, indicando una versión, la que tiene la etiqueta “22.04”)</w:t>
@@ -1814,7 +1838,9 @@
       <w:r>
         <w:rPr>
           <w:b w:val="1"/>
+          <w:bCs w:val="1"/>
           <w:i w:val="1"/>
+          <w:iCs w:val="1"/>
           <w:rtl w:val="0"/>
         </w:rPr>
         <w:t xml:space="preserve">“/etc/apache2/sites-available/wordpress.conf”</w:t>
@@ -2200,7 +2226,9 @@
         <w:pageBreakBefore w:val="0"/>
         <w:rPr>
           <w:b w:val="1"/>
+          <w:bCs w:val="1"/>
           <w:i w:val="1"/>
+          <w:iCs w:val="1"/>
         </w:rPr>
       </w:pPr>
       <w:r>
@@ -2228,7 +2256,9 @@
       <w:r>
         <w:rPr>
           <w:b w:val="1"/>
+          <w:bCs w:val="1"/>
           <w:i w:val="1"/>
+          <w:iCs w:val="1"/>
           <w:rtl w:val="0"/>
         </w:rPr>
         <w:t xml:space="preserve">“/etc/wordpress/config-localhost.php”.</w:t>
@@ -2547,7 +2577,9 @@
       <w:r>
         <w:rPr>
           <w:b w:val="1"/>
+          <w:bCs w:val="1"/>
           <w:i w:val="1"/>
+          <w:iCs w:val="1"/>
           <w:rtl w:val="0"/>
         </w:rPr>
         <w:t xml:space="preserve">“wordpress”</w:t>
@@ -2983,7 +3015,9 @@
       <w:r>
         <w:rPr>
           <w:b w:val="1"/>
+          <w:bCs w:val="1"/>
           <w:i w:val="1"/>
+          <w:iCs w:val="1"/>
           <w:rtl w:val="0"/>
         </w:rPr>
         <w:t xml:space="preserve">“/etc/wordpress/config-localhost.php”</w:t>
@@ -3456,7 +3490,9 @@
       <w:r>
         <w:rPr>
           <w:b w:val="1"/>
+          <w:bCs w:val="1"/>
           <w:i w:val="1"/>
+          <w:iCs w:val="1"/>
           <w:rtl w:val="0"/>
         </w:rPr>
         <w:t xml:space="preserve">“bash”</w:t>
@@ -3470,7 +3506,9 @@
       <w:r>
         <w:rPr>
           <w:b w:val="1"/>
+          <w:bCs w:val="1"/>
           <w:i w:val="1"/>
+          <w:iCs w:val="1"/>
           <w:rtl w:val="0"/>
         </w:rPr>
         <w:t xml:space="preserve">“.bashrc” </w:t>
@@ -3524,7 +3562,9 @@
       <w:r>
         <w:rPr>
           <w:b w:val="1"/>
+          <w:bCs w:val="1"/>
           <w:i w:val="1"/>
+          <w:iCs w:val="1"/>
           <w:rtl w:val="0"/>
         </w:rPr>
         <w:t xml:space="preserve">/root</w:t>
@@ -3538,7 +3578,9 @@
       <w:r>
         <w:rPr>
           <w:b w:val="1"/>
+          <w:bCs w:val="1"/>
           <w:i w:val="1"/>
+          <w:iCs w:val="1"/>
           <w:rtl w:val="0"/>
         </w:rPr>
         <w:t xml:space="preserve">cd</w:t>
@@ -3552,7 +3594,9 @@
       <w:r>
         <w:rPr>
           <w:b w:val="1"/>
+          <w:bCs w:val="1"/>
           <w:i w:val="1"/>
+          <w:iCs w:val="1"/>
           <w:rtl w:val="0"/>
         </w:rPr>
         <w:t xml:space="preserve">cd ~</w:t>
@@ -3566,7 +3610,9 @@
       <w:r>
         <w:rPr>
           <w:b w:val="1"/>
+          <w:bCs w:val="1"/>
           <w:i w:val="1"/>
+          <w:iCs w:val="1"/>
           <w:rtl w:val="0"/>
         </w:rPr>
         <w:t xml:space="preserve">cd /root</w:t>
@@ -3597,7 +3643,9 @@
       <w:r>
         <w:rPr>
           <w:b w:val="1"/>
+          <w:bCs w:val="1"/>
           <w:i w:val="1"/>
+          <w:iCs w:val="1"/>
           <w:rtl w:val="0"/>
         </w:rPr>
         <w:t xml:space="preserve">.bashrc</w:t>
@@ -3686,6 +3734,7 @@
       <w:r>
         <w:rPr>
           <w:b w:val="1"/>
+          <w:bCs w:val="1"/>
           <w:rtl w:val="0"/>
         </w:rPr>
         <w:t xml:space="preserve">Extra:</w:t>
@@ -3774,6 +3823,7 @@
       <w:r>
         <w:rPr>
           <w:b w:val="1"/>
+          <w:bCs w:val="1"/>
           <w:u w:val="single"/>
           <w:rtl w:val="0"/>
         </w:rPr>
@@ -3831,6 +3881,7 @@
       <w:r>
         <w:rPr>
           <w:b w:val="1"/>
+          <w:bCs w:val="1"/>
           <w:u w:val="single"/>
           <w:rtl w:val="0"/>
         </w:rPr>
@@ -3845,7 +3896,9 @@
       <w:r>
         <w:rPr>
           <w:b w:val="1"/>
+          <w:bCs w:val="1"/>
           <w:i w:val="1"/>
+          <w:iCs w:val="1"/>
           <w:rtl w:val="0"/>
         </w:rPr>
         <w:t xml:space="preserve">“--init”</w:t>
@@ -3859,7 +3912,9 @@
       <w:r>
         <w:rPr>
           <w:b w:val="1"/>
+          <w:bCs w:val="1"/>
           <w:i w:val="1"/>
+          <w:iCs w:val="1"/>
           <w:rtl w:val="0"/>
         </w:rPr>
         <w:t xml:space="preserve">“docker run”</w:t>
@@ -3873,7 +3928,9 @@
       <w:r>
         <w:rPr>
           <w:b w:val="1"/>
+          <w:bCs w:val="1"/>
           <w:i w:val="1"/>
+          <w:iCs w:val="1"/>
           <w:rtl w:val="0"/>
         </w:rPr>
         <w:t xml:space="preserve">tini</w:t>
@@ -4204,12 +4261,12 @@
           <wp:inline distB="114300" distT="114300" distL="114300" distR="114300">
             <wp:extent cx="3861315" cy="3115538"/>
             <wp:effectExtent b="0" l="0" r="0" t="0"/>
-            <wp:docPr id="4" name="image5.png"/>
+            <wp:docPr id="4" name="image4.png"/>
             <a:graphic>
               <a:graphicData uri="http://schemas.openxmlformats.org/drawingml/2006/picture">
                 <pic:pic>
                   <pic:nvPicPr>
-                    <pic:cNvPr id="0" name="image5.png"/>
+                    <pic:cNvPr id="0" name="image4.png"/>
                     <pic:cNvPicPr preferRelativeResize="0"/>
                   </pic:nvPicPr>
                   <pic:blipFill>
@@ -4924,6 +4981,7 @@
     <w:rPr>
       <w:rFonts w:ascii="Arial" w:cs="Arial" w:eastAsia="Arial" w:hAnsi="Arial"/>
       <w:b w:val="0"/>
+      <w:bCs w:val="0"/>
       <w:smallCaps w:val="0"/>
       <w:color w:val="669966"/>
       <w:sz w:val="22"/>
@@ -4944,7 +5002,9 @@
     <w:rPr>
       <w:rFonts w:ascii="Arial" w:cs="Arial" w:eastAsia="Arial" w:hAnsi="Arial"/>
       <w:b w:val="1"/>
+      <w:bCs w:val="1"/>
       <w:i w:val="1"/>
+      <w:iCs w:val="1"/>
       <w:smallCaps w:val="0"/>
       <w:sz w:val="21"/>
       <w:szCs w:val="21"/>
@@ -4965,6 +5025,7 @@
     <w:rPr>
       <w:rFonts w:ascii="Arial" w:cs="Arial" w:eastAsia="Arial" w:hAnsi="Arial"/>
       <w:b w:val="1"/>
+      <w:bCs w:val="1"/>
       <w:smallCaps w:val="1"/>
       <w:sz w:val="24"/>
       <w:szCs w:val="24"/>
@@ -4982,6 +5043,7 @@
     </w:pPr>
     <w:rPr>
       <w:b w:val="1"/>
+      <w:bCs w:val="1"/>
       <w:sz w:val="20"/>
       <w:szCs w:val="20"/>
     </w:rPr>
@@ -4998,6 +5060,7 @@
     </w:pPr>
     <w:rPr>
       <w:b w:val="1"/>
+      <w:bCs w:val="1"/>
       <w:sz w:val="72"/>
       <w:szCs w:val="72"/>
     </w:rPr>
@@ -5015,6 +5078,7 @@
     <w:rPr>
       <w:rFonts w:ascii="Georgia" w:cs="Georgia" w:eastAsia="Georgia" w:hAnsi="Georgia"/>
       <w:i w:val="1"/>
+      <w:iCs w:val="1"/>
       <w:color w:val="666666"/>
       <w:sz w:val="48"/>
       <w:szCs w:val="48"/>
